--- a/docs/polished/final-report/final-report.docx
+++ b/docs/polished/final-report/final-report.docx
@@ -125,7 +125,7 @@
         <w:pStyle w:val="BodyText"/>
       </w:pPr>
       <w:r>
-        <w:t xml:space="preserve">The final artifact is an end-to-end research engineering demo. Python code trains a CFR-style policy offline, exports normalized policy JSON and metrics JSON, and a TypeScript website loads those artifacts as a static GitHub Pages demo. The result is a playable interface, a benchmark suite, best-response-style diagnostics, and a paper archive.</w:t>
+        <w:t xml:space="preserve">The final artifact is an end-to-end research engineering demo. Python code trains a sampled CFR+ policy offline, exports normalized policy JSON and metrics JSON, and a TypeScript website loads those artifacts as a static GitHub Pages demo. The result is a playable interface, a benchmark suite, best-response-style diagnostics, and a paper archive.</w:t>
       </w:r>
     </w:p>
     <w:p>
@@ -133,7 +133,7 @@
         <w:pStyle w:val="BodyText"/>
       </w:pPr>
       <w:r>
-        <w:t xml:space="preserve">The main lesson was not that the AI is solved or perfect. The strongest lesson was that evaluation matters. A count-aware policy improved benchmark average win rate from 45.3 percent to 73.0 percent across seeded opponent profiles, but best-response pressure still showed exploitable behavior. That tension is the core story of the project: train the policy, measure the improvement, then state the limitation instead of hiding it.</w:t>
+        <w:t xml:space="preserve">The main lesson was not that the AI is solved or perfect. The strongest lesson was that evaluation matters. A policy that conditions on remaining dice counts and private dice improved benchmark average win rate from 45.3 percent to 73.0 percent across seeded opponent profiles, but best-response pressure still showed exploitable behavior. That tension is the core story of the project: train the policy, measure the improvement, then state the limitation instead of hiding it.</w:t>
       </w:r>
     </w:p>
     <w:bookmarkEnd w:id="21"/>
@@ -413,7 +413,7 @@
         <w:pStyle w:val="BodyText"/>
       </w:pPr>
       <w:r>
-        <w:t xml:space="preserve">The website labels this clearly because it is easy to confuse the demo with classic Liar’s Dice. The classic route exists for comparison, but it uses a heuristic AI and is not the source of the CFR-style policy or benchmark claims.</w:t>
+        <w:t xml:space="preserve">The website labels this clearly because it is easy to confuse the demo with classic Liar’s Dice. The classic route exists for comparison, but it uses a heuristic AI and is not the source of the sampled CFR+ policy or benchmark claims.</w:t>
       </w:r>
     </w:p>
     <w:bookmarkEnd w:id="24"/>
@@ -530,7 +530,7 @@
         <w:pStyle w:val="BodyText"/>
       </w:pPr>
       <w:r>
-        <w:t xml:space="preserve">An early baseline used a weaker policy key that was too dependent on the private hand alone. The published policy is count-aware. It conditions on both public dice counts and private dice, which matters because a claim that is reasonable with ten total dice can be impossible or reckless later in the match.</w:t>
+        <w:t xml:space="preserve">An early baseline used a weaker policy key that was too dependent on the private hand alone. The published policy is remaining-dice-aware. It conditions on both public dice counts and private dice, which matters because a claim that is reasonable with ten total dice can be impossible or reckless later in the match.</w:t>
       </w:r>
     </w:p>
     <w:bookmarkEnd w:id="25"/>
@@ -592,7 +592,7 @@
         </w:numPr>
       </w:pPr>
       <w:r>
-        <w:t xml:space="preserve">Train CFR-style claim and response policies through self-play.</w:t>
+        <w:t xml:space="preserve">Train sampled CFR+ claim and response policies through self-play.</w:t>
       </w:r>
     </w:p>
     <w:p>
@@ -648,7 +648,7 @@
         <w:pStyle w:val="FirstParagraph"/>
       </w:pPr>
       <w:r>
-        <w:t xml:space="preserve">CFR-style training is useful here because it updates strategies by tracking regret. In simple terms, the algorithm repeatedly asks: if I had chosen another legal action in this information set, would I have done better? Actions with positive regret receive more probability over time. CFR+ style regret clipping helps stabilize learning by keeping negative regret from dragging future updates.</w:t>
+        <w:t xml:space="preserve">Sampled CFR+ training is useful here because it updates strategies by tracking regret. In simple terms, the algorithm repeatedly asks: if I had chosen another legal action in this information set, would I have done better? Actions with positive regret receive more probability over time. CFR+ regret clipping helps stabilize learning by keeping negative regret from dragging future updates.</w:t>
       </w:r>
     </w:p>
     <w:p>
@@ -656,7 +656,7 @@
         <w:pStyle w:val="BodyText"/>
       </w:pPr>
       <w:r>
-        <w:t xml:space="preserve">I use the phrase CFR-style carefully. The current project is an applied, simplified implementation around a tractable abstraction. It is inspired by the game-solving methods used in larger imperfect-information systems, but the current artifact does not prove a full Nash equilibrium for Liar’s Dice.</w:t>
+        <w:t xml:space="preserve">I describe the implementation as sampled CFR+ carefully. The current project is an applied, simplified implementation around a tractable abstraction. It is inspired by the game-solving methods used in larger imperfect-information systems, but the current artifact does not prove a full Nash equilibrium for Liar’s Dice.</w:t>
       </w:r>
     </w:p>
     <w:bookmarkEnd w:id="26"/>
@@ -674,7 +674,7 @@
         <w:pStyle w:val="FirstParagraph"/>
       </w:pPr>
       <w:r>
-        <w:t xml:space="preserve">The most important public improvement was adding evaluation instead of only showing a policy. The selected count-aware policy was trained for 200,000 sampled CFR+ style iterations and compared against the earlier baseline.</w:t>
+        <w:t xml:space="preserve">The most important public improvement was adding evaluation instead of only showing a policy. The selected remaining-dice-aware policy was trained for 200,000 sampled CFR+ iterations and compared against the earlier baseline.</w:t>
       </w:r>
     </w:p>
     <w:p>
@@ -916,7 +916,7 @@
         <w:pStyle w:val="BodyText"/>
       </w:pPr>
       <w:r>
-        <w:t xml:space="preserve">It does not show that CFR-style learning alone is enough to exploit every weak opponent.</w:t>
+        <w:t xml:space="preserve">It does not show that sampled CFR+ learning alone is enough to exploit every weak opponent.</w:t>
       </w:r>
     </w:p>
     <w:p>
